--- a/a7/build/out/u3/A7 3.04  Lesson Plan.docx
+++ b/a7/build/out/u3/A7 3.04  Lesson Plan.docx
@@ -3702,7 +3702,7 @@
                 <w:color w:val="1A1A1A"/>
                 <w:sz w:val="18"/>
               </w:rPr>
-              <w:t xml:space="preserve"> or −512 — negative exponent read as a negative value [B1G-M 8.NSO.1.3 misconception: −b vs b</w:t>
+              <w:t xml:space="preserve"> or −512 — negative exponent read as a negative value [B1G-M 8.NSO.1.3 task: −b vs b</w:t>
             </w:r>
             <w:r>
               <w:rPr>
@@ -3798,7 +3798,7 @@
                 <w:sz w:val="18"/>
                 <w:vertAlign w:val="superscript"/>
               </w:rPr>
-              <w:t>-4</w:t>
+              <w:t>-7</w:t>
             </w:r>
             <w:r>
               <w:rPr>
@@ -3807,7 +3807,7 @@
                 <w:color w:val="1A1A1A"/>
                 <w:sz w:val="18"/>
               </w:rPr>
-              <w:t xml:space="preserve"> milligram. Its width is 25 micrometers. What is the value of 2</w:t>
+              <w:t xml:space="preserve"> microgram. Its width is 25 micrometers. What is the value of 2</w:t>
             </w:r>
             <w:r>
               <w:rPr>
@@ -3817,7 +3817,7 @@
                 <w:sz w:val="18"/>
                 <w:vertAlign w:val="superscript"/>
               </w:rPr>
-              <w:t>-4</w:t>
+              <w:t>-7</w:t>
             </w:r>
             <w:r>
               <w:rPr>
@@ -3853,7 +3853,7 @@
             <w:r>
               <w:drawing>
                 <wp:inline xmlns:a="http://schemas.openxmlformats.org/drawingml/2006/main" xmlns:pic="http://schemas.openxmlformats.org/drawingml/2006/picture">
-                  <wp:extent cx="118872" cy="216408"/>
+                  <wp:extent cx="176784" cy="216408"/>
                   <wp:docPr id="3" name="Picture 3"/>
                   <wp:cNvGraphicFramePr>
                     <a:graphicFrameLocks noChangeAspect="1"/>
@@ -3862,7 +3862,7 @@
                     <a:graphicData uri="http://schemas.openxmlformats.org/drawingml/2006/picture">
                       <pic:pic>
                         <pic:nvPicPr>
-                          <pic:cNvPr id="0" name="29a3792c94f29795.png"/>
+                          <pic:cNvPr id="0" name="30d96df11c9fdd1b.png"/>
                           <pic:cNvPicPr/>
                         </pic:nvPicPr>
                         <pic:blipFill>
@@ -3874,7 +3874,7 @@
                         <pic:spPr>
                           <a:xfrm>
                             <a:off x="0" y="0"/>
-                            <a:ext cx="118872" cy="216408"/>
+                            <a:ext cx="176784" cy="216408"/>
                           </a:xfrm>
                           <a:prstGeom prst="rect"/>
                         </pic:spPr>
@@ -3913,7 +3913,7 @@
                 <w:color w:val="1A1A1A"/>
                 <w:sz w:val="18"/>
               </w:rPr>
-              <w:t>−16 — negative exponent read as a negative value [B1G-M 8.NSO.1.3]; −8 — multiplied base by exponent; anything built from 25 — the unneeded figure was used</w:t>
+              <w:t>−128 — negative exponent read as a negative value [B1G-M 8.NSO.1.3]; −14 — multiplied base by exponent; anything built from 25 — the unneeded figure was used</w:t>
             </w:r>
           </w:p>
         </w:tc>
@@ -4447,7 +4447,7 @@
                 <w:color w:val="1A1A1A"/>
                 <w:sz w:val="18"/>
               </w:rPr>
-              <w:t>) [B1G-M 8.NSO.1.3 misconception: −b vs b</w:t>
+              <w:t>) [B1G-M 8.NSO.1.3 task: −b vs b</w:t>
             </w:r>
             <w:r>
               <w:rPr>
@@ -4812,7 +4812,26 @@
                 <w:color w:val="1A1A1A"/>
                 <w:sz w:val="18"/>
               </w:rPr>
-              <w:t>0 — zero exponent read as 0 [B1G-M 8.NSO.1.3]; 81 or 1/81 — one factor was ignored</w:t>
+              <w:t>0 — zero exponent read as 0 [8.NSO.1.3: zero exponent law, a</w:t>
+            </w:r>
+            <w:r>
+              <w:rPr>
+                <w:b w:val="0"/>
+                <w:i w:val="0"/>
+                <w:color w:val="1A1A1A"/>
+                <w:sz w:val="18"/>
+                <w:vertAlign w:val="superscript"/>
+              </w:rPr>
+              <w:t>0</w:t>
+            </w:r>
+            <w:r>
+              <w:rPr>
+                <w:b w:val="0"/>
+                <w:i w:val="0"/>
+                <w:color w:val="1A1A1A"/>
+                <w:sz w:val="18"/>
+              </w:rPr>
+              <w:t xml:space="preserve"> = 1]; 81 or 1/81 — one factor was ignored</w:t>
             </w:r>
           </w:p>
         </w:tc>
@@ -5215,7 +5234,26 @@
                 <w:color w:val="1A1A1A"/>
                 <w:sz w:val="18"/>
               </w:rPr>
-              <w:t>'−1/25' — took the reciprocal AND the opposite [B1G-M 8.NSO.1.3 misconception]; 'she forgot parentheses' — confused 5</w:t>
+              <w:t>'−1/25' — took the reciprocal AND the opposite [B1G-M 8.NSO.1.3 task: −b vs b</w:t>
+            </w:r>
+            <w:r>
+              <w:rPr>
+                <w:b w:val="0"/>
+                <w:i w:val="0"/>
+                <w:color w:val="1A1A1A"/>
+                <w:sz w:val="18"/>
+                <w:vertAlign w:val="superscript"/>
+              </w:rPr>
+              <w:t>-1</w:t>
+            </w:r>
+            <w:r>
+              <w:rPr>
+                <w:b w:val="0"/>
+                <w:i w:val="0"/>
+                <w:color w:val="1A1A1A"/>
+                <w:sz w:val="18"/>
+              </w:rPr>
+              <w:t>]; 'she forgot parentheses' — confused 5</w:t>
             </w:r>
             <w:r>
               <w:rPr>

--- a/a7/build/out/u3/A7 3.04  Lesson Plan.docx
+++ b/a7/build/out/u3/A7 3.04  Lesson Plan.docx
@@ -563,91 +563,134 @@
         </w:rPr>
       </w:r>
     </w:p>
+    <w:tbl>
+      <w:tblPr>
+        <w:tblLayout w:type="fixed"/>
+        <w:tblLook w:firstColumn="1" w:firstRow="1" w:lastColumn="0" w:lastRow="0" w:noHBand="0" w:noVBand="1" w:val="04A0"/>
+        <w:tblLayout w:type="fixed"/>
+        <w:tblW w:w="9360" w:type="dxa"/>
+      </w:tblPr>
+      <w:tblGrid>
+        <w:gridCol w:w="9360"/>
+      </w:tblGrid>
+      <w:tr>
+        <w:trPr>
+          <w:cantSplit/>
+        </w:trPr>
+        <w:tc>
+          <w:tcPr>
+            <w:tcW w:type="dxa" w:w="9360"/>
+            <w:tcBorders>
+              <w:top w:val="nil"/>
+              <w:left w:val="nil"/>
+              <w:bottom w:val="nil"/>
+              <w:right w:val="nil"/>
+            </w:tcBorders>
+            <w:tcMar>
+              <w:top w:w="0" w:type="dxa"/>
+              <w:left w:w="0" w:type="dxa"/>
+              <w:bottom w:w="0" w:type="dxa"/>
+              <w:right w:w="0" w:type="dxa"/>
+            </w:tcMar>
+          </w:tcPr>
+          <w:p>
+            <w:pPr>
+              <w:keepNext/>
+              <w:spacing w:before="200" w:after="120"/>
+              <w:pBdr>
+                <w:bottom w:val="single" w:sz="8" w:space="2" w:color="1A1A1A"/>
+              </w:pBdr>
+            </w:pPr>
+            <w:r>
+              <w:rPr>
+                <w:b/>
+                <w:i w:val="0"/>
+                <w:color w:val="1A1A1A"/>
+                <w:sz w:val="24"/>
+              </w:rPr>
+              <w:t>2.  Standards</w:t>
+            </w:r>
+          </w:p>
+          <w:p>
+            <w:pPr>
+              <w:spacing w:before="40" w:after="80"/>
+            </w:pPr>
+            <w:r>
+              <w:rPr>
+                <w:b/>
+                <w:i w:val="0"/>
+                <w:color w:val="1A1A1A"/>
+                <w:sz w:val="21"/>
+              </w:rPr>
+              <w:t>MA.8.NSO.1.3</w:t>
+            </w:r>
+            <w:r>
+              <w:rPr>
+                <w:b w:val="0"/>
+                <w:i w:val="0"/>
+                <w:color w:val="1A1A1A"/>
+                <w:sz w:val="21"/>
+              </w:rPr>
+              <w:t xml:space="preserve">  Extend previous understanding of the laws of exponents to include integer exponents. Apply the laws of exponents to evaluate numerical expressions and generate equivalent numerical expressions, limited to integer exponents and rational-number bases, with procedural fluency.</w:t>
+            </w:r>
+          </w:p>
+          <w:p>
+            <w:pPr>
+              <w:spacing w:before="0" w:after="60"/>
+            </w:pPr>
+            <w:r>
+              <w:rPr>
+                <w:b/>
+                <w:i w:val="0"/>
+                <w:color w:val="1A1A1A"/>
+                <w:sz w:val="21"/>
+              </w:rPr>
+              <w:t>Must.</w:t>
+            </w:r>
+            <w:r>
+              <w:rPr>
+                <w:b w:val="0"/>
+                <w:i w:val="0"/>
+                <w:color w:val="1A1A1A"/>
+                <w:sz w:val="21"/>
+              </w:rPr>
+              <w:t xml:space="preserve">  Integer exponents, negatives included. Apply the laws to evaluate numerical expressions and to generate equivalent ones, with procedural fluency.</w:t>
+            </w:r>
+          </w:p>
+          <w:p>
+            <w:pPr>
+              <w:spacing w:before="0" w:after="80"/>
+            </w:pPr>
+            <w:r>
+              <w:rPr>
+                <w:b/>
+                <w:i w:val="0"/>
+                <w:color w:val="1A1A1A"/>
+                <w:sz w:val="21"/>
+              </w:rPr>
+              <w:t>Must not.</w:t>
+            </w:r>
+            <w:r>
+              <w:rPr>
+                <w:b w:val="0"/>
+                <w:i w:val="0"/>
+                <w:color w:val="1A1A1A"/>
+                <w:sz w:val="21"/>
+              </w:rPr>
+              <w:t xml:space="preserve">  No fractional exponents. Bases are nonzero wherever a negative exponent appears; rational bases wait for 3.05.</w:t>
+            </w:r>
+          </w:p>
+        </w:tc>
+      </w:tr>
+    </w:tbl>
     <w:p>
       <w:pPr>
-        <w:keepNext/>
-        <w:spacing w:before="200" w:after="120"/>
-        <w:pBdr>
-          <w:bottom w:val="single" w:sz="8" w:space="2" w:color="1A1A1A"/>
-        </w:pBdr>
+        <w:spacing w:after="0" w:before="0" w:line="20" w:lineRule="exact"/>
       </w:pPr>
       <w:r>
         <w:rPr>
-          <w:b/>
-          <w:i w:val="0"/>
-          <w:color w:val="1A1A1A"/>
-          <w:sz w:val="24"/>
+          <w:sz w:val="2"/>
         </w:rPr>
-        <w:t>2.  Standards</w:t>
-      </w:r>
-    </w:p>
-    <w:p>
-      <w:pPr>
-        <w:spacing w:before="40" w:after="80"/>
-      </w:pPr>
-      <w:r>
-        <w:rPr>
-          <w:b/>
-          <w:i w:val="0"/>
-          <w:color w:val="1A1A1A"/>
-          <w:sz w:val="21"/>
-        </w:rPr>
-        <w:t>MA.8.NSO.1.3</w:t>
-      </w:r>
-      <w:r>
-        <w:rPr>
-          <w:b w:val="0"/>
-          <w:i w:val="0"/>
-          <w:color w:val="1A1A1A"/>
-          <w:sz w:val="21"/>
-        </w:rPr>
-        <w:t xml:space="preserve">  Extend previous understanding of the laws of exponents to include integer exponents. Apply the laws of exponents to evaluate numerical expressions and generate equivalent numerical expressions, limited to integer exponents and rational-number bases, with procedural fluency.</w:t>
-      </w:r>
-    </w:p>
-    <w:p>
-      <w:pPr>
-        <w:spacing w:before="0" w:after="60"/>
-      </w:pPr>
-      <w:r>
-        <w:rPr>
-          <w:b/>
-          <w:i w:val="0"/>
-          <w:color w:val="1A1A1A"/>
-          <w:sz w:val="21"/>
-        </w:rPr>
-        <w:t>Must.</w:t>
-      </w:r>
-      <w:r>
-        <w:rPr>
-          <w:b w:val="0"/>
-          <w:i w:val="0"/>
-          <w:color w:val="1A1A1A"/>
-          <w:sz w:val="21"/>
-        </w:rPr>
-        <w:t xml:space="preserve">  Integer exponents, negatives included. Apply the laws to evaluate numerical expressions and to generate equivalent ones, with procedural fluency.</w:t>
-      </w:r>
-    </w:p>
-    <w:p>
-      <w:pPr>
-        <w:spacing w:before="0" w:after="80"/>
-      </w:pPr>
-      <w:r>
-        <w:rPr>
-          <w:b/>
-          <w:i w:val="0"/>
-          <w:color w:val="1A1A1A"/>
-          <w:sz w:val="21"/>
-        </w:rPr>
-        <w:t>Must not.</w:t>
-      </w:r>
-      <w:r>
-        <w:rPr>
-          <w:b w:val="0"/>
-          <w:i w:val="0"/>
-          <w:color w:val="1A1A1A"/>
-          <w:sz w:val="21"/>
-        </w:rPr>
-        <w:t xml:space="preserve">  No fractional exponents. Bases are nonzero wherever a negative exponent appears; rational bases wait for 3.05.</w:t>
       </w:r>
     </w:p>
     <w:p>
@@ -719,6 +762,7 @@
           </w:tcPr>
           <w:p>
             <w:pPr>
+              <w:keepNext/>
               <w:spacing w:after="0"/>
               <w:jc w:val="center"/>
             </w:pPr>
@@ -752,6 +796,7 @@
           </w:tcPr>
           <w:p>
             <w:pPr>
+              <w:keepNext/>
               <w:spacing w:after="0"/>
               <w:jc w:val="center"/>
             </w:pPr>
@@ -785,6 +830,7 @@
           </w:tcPr>
           <w:p>
             <w:pPr>
+              <w:keepNext/>
               <w:spacing w:after="0"/>
               <w:jc w:val="center"/>
             </w:pPr>
@@ -1181,114 +1227,157 @@
         </w:rPr>
       </w:r>
     </w:p>
+    <w:tbl>
+      <w:tblPr>
+        <w:tblLayout w:type="fixed"/>
+        <w:tblLook w:firstColumn="1" w:firstRow="1" w:lastColumn="0" w:lastRow="0" w:noHBand="0" w:noVBand="1" w:val="04A0"/>
+        <w:tblLayout w:type="fixed"/>
+        <w:tblW w:w="9360" w:type="dxa"/>
+      </w:tblPr>
+      <w:tblGrid>
+        <w:gridCol w:w="9360"/>
+      </w:tblGrid>
+      <w:tr>
+        <w:trPr>
+          <w:cantSplit/>
+        </w:trPr>
+        <w:tc>
+          <w:tcPr>
+            <w:tcW w:type="dxa" w:w="9360"/>
+            <w:tcBorders>
+              <w:top w:val="nil"/>
+              <w:left w:val="nil"/>
+              <w:bottom w:val="nil"/>
+              <w:right w:val="nil"/>
+            </w:tcBorders>
+            <w:tcMar>
+              <w:top w:w="0" w:type="dxa"/>
+              <w:left w:w="0" w:type="dxa"/>
+              <w:bottom w:w="0" w:type="dxa"/>
+              <w:right w:w="0" w:type="dxa"/>
+            </w:tcMar>
+          </w:tcPr>
+          <w:p>
+            <w:pPr>
+              <w:keepNext/>
+              <w:spacing w:before="200" w:after="120"/>
+              <w:pBdr>
+                <w:bottom w:val="single" w:sz="8" w:space="2" w:color="1A1A1A"/>
+              </w:pBdr>
+            </w:pPr>
+            <w:r>
+              <w:rPr>
+                <w:b/>
+                <w:i w:val="0"/>
+                <w:color w:val="1A1A1A"/>
+                <w:sz w:val="24"/>
+              </w:rPr>
+              <w:t>4.  Learning Target and Essential Question</w:t>
+            </w:r>
+          </w:p>
+          <w:p>
+            <w:pPr>
+              <w:spacing w:before="40" w:after="60"/>
+            </w:pPr>
+            <w:r>
+              <w:rPr>
+                <w:b/>
+                <w:i w:val="0"/>
+                <w:color w:val="1A1A1A"/>
+                <w:sz w:val="21"/>
+              </w:rPr>
+              <w:t>Learning target.</w:t>
+            </w:r>
+            <w:r>
+              <w:rPr>
+                <w:b w:val="0"/>
+                <w:i w:val="0"/>
+                <w:color w:val="1A1A1A"/>
+                <w:sz w:val="21"/>
+              </w:rPr>
+              <w:t xml:space="preserve">  I can rewrite a power with a negative exponent using a positive exponent, and evaluate it.</w:t>
+            </w:r>
+          </w:p>
+          <w:p>
+            <w:pPr>
+              <w:spacing w:before="0" w:after="60"/>
+            </w:pPr>
+            <w:r>
+              <w:rPr>
+                <w:b/>
+                <w:i w:val="0"/>
+                <w:color w:val="1A1A1A"/>
+                <w:sz w:val="21"/>
+              </w:rPr>
+              <w:t>Essential question.</w:t>
+            </w:r>
+            <w:r>
+              <w:rPr>
+                <w:b w:val="0"/>
+                <w:i w:val="0"/>
+                <w:color w:val="1A1A1A"/>
+                <w:sz w:val="21"/>
+              </w:rPr>
+              <w:t xml:space="preserve">  How do you evaluate a numerical expression that has a negative exponent?</w:t>
+            </w:r>
+          </w:p>
+          <w:p>
+            <w:pPr>
+              <w:spacing w:before="0" w:after="40"/>
+            </w:pPr>
+            <w:r>
+              <w:rPr>
+                <w:b/>
+                <w:i w:val="0"/>
+                <w:color w:val="1A1A1A"/>
+                <w:sz w:val="20"/>
+              </w:rPr>
+              <w:t>Building on.</w:t>
+            </w:r>
+            <w:r>
+              <w:rPr>
+                <w:b w:val="0"/>
+                <w:i w:val="0"/>
+                <w:color w:val="1A1A1A"/>
+                <w:sz w:val="20"/>
+              </w:rPr>
+              <w:t xml:space="preserve">  MA.7.NSO.1.1 (3.01–3.03) — the seven laws with whole-number exponents; Grade 6 — reciprocals and dividing by a fraction.</w:t>
+            </w:r>
+          </w:p>
+          <w:p>
+            <w:pPr>
+              <w:spacing w:before="0" w:after="80"/>
+            </w:pPr>
+            <w:r>
+              <w:rPr>
+                <w:b/>
+                <w:i w:val="0"/>
+                <w:color w:val="1A1A1A"/>
+                <w:sz w:val="20"/>
+              </w:rPr>
+              <w:t>Working toward.</w:t>
+            </w:r>
+            <w:r>
+              <w:rPr>
+                <w:b w:val="0"/>
+                <w:i w:val="0"/>
+                <w:color w:val="1A1A1A"/>
+                <w:sz w:val="20"/>
+              </w:rPr>
+              <w:t xml:space="preserve">  3.05 — negative exponents on rational bases; 3.06–3.07 — several laws at once; MA.912.NSO.1.1 — rational exponents in Algebra 1.</w:t>
+            </w:r>
+          </w:p>
+        </w:tc>
+      </w:tr>
+    </w:tbl>
     <w:p>
       <w:pPr>
-        <w:keepNext/>
-        <w:spacing w:before="200" w:after="120"/>
-        <w:pBdr>
-          <w:bottom w:val="single" w:sz="8" w:space="2" w:color="1A1A1A"/>
-        </w:pBdr>
+        <w:spacing w:after="0" w:before="0" w:line="20" w:lineRule="exact"/>
       </w:pPr>
       <w:r>
         <w:rPr>
-          <w:b/>
-          <w:i w:val="0"/>
-          <w:color w:val="1A1A1A"/>
-          <w:sz w:val="24"/>
+          <w:sz w:val="2"/>
         </w:rPr>
-        <w:t>4.  Learning Target and Essential Question</w:t>
-      </w:r>
-    </w:p>
-    <w:p>
-      <w:pPr>
-        <w:spacing w:before="40" w:after="60"/>
-      </w:pPr>
-      <w:r>
-        <w:rPr>
-          <w:b/>
-          <w:i w:val="0"/>
-          <w:color w:val="1A1A1A"/>
-          <w:sz w:val="21"/>
-        </w:rPr>
-        <w:t>Learning target.</w:t>
-      </w:r>
-      <w:r>
-        <w:rPr>
-          <w:b w:val="0"/>
-          <w:i w:val="0"/>
-          <w:color w:val="1A1A1A"/>
-          <w:sz w:val="21"/>
-        </w:rPr>
-        <w:t xml:space="preserve">  I can rewrite a power with a negative exponent using a positive exponent, and evaluate it.</w:t>
-      </w:r>
-    </w:p>
-    <w:p>
-      <w:pPr>
-        <w:spacing w:before="0" w:after="60"/>
-      </w:pPr>
-      <w:r>
-        <w:rPr>
-          <w:b/>
-          <w:i w:val="0"/>
-          <w:color w:val="1A1A1A"/>
-          <w:sz w:val="21"/>
-        </w:rPr>
-        <w:t>Essential question.</w:t>
-      </w:r>
-      <w:r>
-        <w:rPr>
-          <w:b w:val="0"/>
-          <w:i w:val="0"/>
-          <w:color w:val="1A1A1A"/>
-          <w:sz w:val="21"/>
-        </w:rPr>
-        <w:t xml:space="preserve">  How do you evaluate a numerical expression that has a negative exponent?</w:t>
-      </w:r>
-    </w:p>
-    <w:p>
-      <w:pPr>
-        <w:spacing w:before="0" w:after="40"/>
-      </w:pPr>
-      <w:r>
-        <w:rPr>
-          <w:b/>
-          <w:i w:val="0"/>
-          <w:color w:val="1A1A1A"/>
-          <w:sz w:val="20"/>
-        </w:rPr>
-        <w:t>Building on.</w:t>
-      </w:r>
-      <w:r>
-        <w:rPr>
-          <w:b w:val="0"/>
-          <w:i w:val="0"/>
-          <w:color w:val="1A1A1A"/>
-          <w:sz w:val="20"/>
-        </w:rPr>
-        <w:t xml:space="preserve">  MA.7.NSO.1.1 (3.01–3.03) — the seven laws with whole-number exponents; Grade 6 — reciprocals and dividing by a fraction.</w:t>
-      </w:r>
-    </w:p>
-    <w:p>
-      <w:pPr>
-        <w:spacing w:before="0" w:after="80"/>
-      </w:pPr>
-      <w:r>
-        <w:rPr>
-          <w:b/>
-          <w:i w:val="0"/>
-          <w:color w:val="1A1A1A"/>
-          <w:sz w:val="20"/>
-        </w:rPr>
-        <w:t>Working toward.</w:t>
-      </w:r>
-      <w:r>
-        <w:rPr>
-          <w:b w:val="0"/>
-          <w:i w:val="0"/>
-          <w:color w:val="1A1A1A"/>
-          <w:sz w:val="20"/>
-        </w:rPr>
-        <w:t xml:space="preserve">  3.05 — negative exponents on rational bases; 3.06–3.07 — several laws at once; MA.912.NSO.1.1 — rational exponents in Algebra 1.</w:t>
       </w:r>
     </w:p>
     <w:p>
@@ -1361,6 +1450,7 @@
           </w:tcPr>
           <w:p>
             <w:pPr>
+              <w:keepNext/>
               <w:spacing w:after="0"/>
               <w:jc w:val="center"/>
             </w:pPr>
@@ -1394,6 +1484,7 @@
           </w:tcPr>
           <w:p>
             <w:pPr>
+              <w:keepNext/>
               <w:spacing w:after="0"/>
               <w:jc w:val="center"/>
             </w:pPr>
@@ -1427,6 +1518,7 @@
           </w:tcPr>
           <w:p>
             <w:pPr>
+              <w:keepNext/>
               <w:spacing w:after="0"/>
               <w:jc w:val="center"/>
             </w:pPr>
@@ -1460,6 +1552,7 @@
           </w:tcPr>
           <w:p>
             <w:pPr>
+              <w:keepNext/>
               <w:spacing w:after="0"/>
               <w:jc w:val="center"/>
             </w:pPr>
@@ -2887,91 +2980,134 @@
         </w:rPr>
       </w:r>
     </w:p>
+    <w:tbl>
+      <w:tblPr>
+        <w:tblLayout w:type="fixed"/>
+        <w:tblLook w:firstColumn="1" w:firstRow="1" w:lastColumn="0" w:lastRow="0" w:noHBand="0" w:noVBand="1" w:val="04A0"/>
+        <w:tblLayout w:type="fixed"/>
+        <w:tblW w:w="9360" w:type="dxa"/>
+      </w:tblPr>
+      <w:tblGrid>
+        <w:gridCol w:w="9360"/>
+      </w:tblGrid>
+      <w:tr>
+        <w:trPr>
+          <w:cantSplit/>
+        </w:trPr>
+        <w:tc>
+          <w:tcPr>
+            <w:tcW w:type="dxa" w:w="9360"/>
+            <w:tcBorders>
+              <w:top w:val="nil"/>
+              <w:left w:val="nil"/>
+              <w:bottom w:val="nil"/>
+              <w:right w:val="nil"/>
+            </w:tcBorders>
+            <w:tcMar>
+              <w:top w:w="0" w:type="dxa"/>
+              <w:left w:w="0" w:type="dxa"/>
+              <w:bottom w:w="0" w:type="dxa"/>
+              <w:right w:w="0" w:type="dxa"/>
+            </w:tcMar>
+          </w:tcPr>
+          <w:p>
+            <w:pPr>
+              <w:keepNext/>
+              <w:spacing w:before="200" w:after="120"/>
+              <w:pBdr>
+                <w:bottom w:val="single" w:sz="8" w:space="2" w:color="1A1A1A"/>
+              </w:pBdr>
+            </w:pPr>
+            <w:r>
+              <w:rPr>
+                <w:b/>
+                <w:i w:val="0"/>
+                <w:color w:val="1A1A1A"/>
+                <w:sz w:val="24"/>
+              </w:rPr>
+              <w:t>6.  Gradual Release</w:t>
+            </w:r>
+          </w:p>
+          <w:p>
+            <w:pPr>
+              <w:spacing w:before="40" w:after="60"/>
+            </w:pPr>
+            <w:r>
+              <w:rPr>
+                <w:b/>
+                <w:i w:val="0"/>
+                <w:color w:val="1A1A1A"/>
+                <w:sz w:val="21"/>
+              </w:rPr>
+              <w:t>I do.</w:t>
+            </w:r>
+            <w:r>
+              <w:rPr>
+                <w:b w:val="0"/>
+                <w:i w:val="0"/>
+                <w:color w:val="1A1A1A"/>
+                <w:sz w:val="21"/>
+              </w:rPr>
+              <w:t xml:space="preserve">  The Notes slides and the worked half of each Example: the teacher writes, the class copies, and the OFF line is said out loud rather than printed.</w:t>
+            </w:r>
+          </w:p>
+          <w:p>
+            <w:pPr>
+              <w:spacing w:before="0" w:after="60"/>
+            </w:pPr>
+            <w:r>
+              <w:rPr>
+                <w:b/>
+                <w:i w:val="0"/>
+                <w:color w:val="1A1A1A"/>
+                <w:sz w:val="21"/>
+              </w:rPr>
+              <w:t>We do.</w:t>
+            </w:r>
+            <w:r>
+              <w:rPr>
+                <w:b w:val="0"/>
+                <w:i w:val="0"/>
+                <w:color w:val="1A1A1A"/>
+                <w:sz w:val="21"/>
+              </w:rPr>
+              <w:t xml:space="preserve">  Each Example's Your Turn: the same steps on the student's own numbers, revealed and named a minute later.</w:t>
+            </w:r>
+          </w:p>
+          <w:p>
+            <w:pPr>
+              <w:spacing w:before="0" w:after="80"/>
+            </w:pPr>
+            <w:r>
+              <w:rPr>
+                <w:b/>
+                <w:i w:val="0"/>
+                <w:color w:val="1A1A1A"/>
+                <w:sz w:val="21"/>
+              </w:rPr>
+              <w:t>You do.</w:t>
+            </w:r>
+            <w:r>
+              <w:rPr>
+                <w:b w:val="0"/>
+                <w:i w:val="0"/>
+                <w:color w:val="1A1A1A"/>
+                <w:sz w:val="21"/>
+              </w:rPr>
+              <w:t xml:space="preserve">  The nine-question whiteboard round (13 minutes) and then the six-question independent set, silent and written.</w:t>
+            </w:r>
+          </w:p>
+        </w:tc>
+      </w:tr>
+    </w:tbl>
     <w:p>
       <w:pPr>
-        <w:keepNext/>
-        <w:spacing w:before="200" w:after="120"/>
-        <w:pBdr>
-          <w:bottom w:val="single" w:sz="8" w:space="2" w:color="1A1A1A"/>
-        </w:pBdr>
+        <w:spacing w:after="0" w:before="0" w:line="20" w:lineRule="exact"/>
       </w:pPr>
       <w:r>
         <w:rPr>
-          <w:b/>
-          <w:i w:val="0"/>
-          <w:color w:val="1A1A1A"/>
-          <w:sz w:val="24"/>
+          <w:sz w:val="2"/>
         </w:rPr>
-        <w:t>6.  Gradual Release</w:t>
-      </w:r>
-    </w:p>
-    <w:p>
-      <w:pPr>
-        <w:spacing w:before="40" w:after="60"/>
-      </w:pPr>
-      <w:r>
-        <w:rPr>
-          <w:b/>
-          <w:i w:val="0"/>
-          <w:color w:val="1A1A1A"/>
-          <w:sz w:val="21"/>
-        </w:rPr>
-        <w:t>I do.</w:t>
-      </w:r>
-      <w:r>
-        <w:rPr>
-          <w:b w:val="0"/>
-          <w:i w:val="0"/>
-          <w:color w:val="1A1A1A"/>
-          <w:sz w:val="21"/>
-        </w:rPr>
-        <w:t xml:space="preserve">  The Notes slides and the worked half of each Example: the teacher writes, the class copies, and the OFF line is said out loud rather than printed.</w:t>
-      </w:r>
-    </w:p>
-    <w:p>
-      <w:pPr>
-        <w:spacing w:before="0" w:after="60"/>
-      </w:pPr>
-      <w:r>
-        <w:rPr>
-          <w:b/>
-          <w:i w:val="0"/>
-          <w:color w:val="1A1A1A"/>
-          <w:sz w:val="21"/>
-        </w:rPr>
-        <w:t>We do.</w:t>
-      </w:r>
-      <w:r>
-        <w:rPr>
-          <w:b w:val="0"/>
-          <w:i w:val="0"/>
-          <w:color w:val="1A1A1A"/>
-          <w:sz w:val="21"/>
-        </w:rPr>
-        <w:t xml:space="preserve">  Each Example's Your Turn: the same steps on the student's own numbers, revealed and named a minute later.</w:t>
-      </w:r>
-    </w:p>
-    <w:p>
-      <w:pPr>
-        <w:spacing w:before="0" w:after="80"/>
-      </w:pPr>
-      <w:r>
-        <w:rPr>
-          <w:b/>
-          <w:i w:val="0"/>
-          <w:color w:val="1A1A1A"/>
-          <w:sz w:val="21"/>
-        </w:rPr>
-        <w:t>You do.</w:t>
-      </w:r>
-      <w:r>
-        <w:rPr>
-          <w:b w:val="0"/>
-          <w:i w:val="0"/>
-          <w:color w:val="1A1A1A"/>
-          <w:sz w:val="21"/>
-        </w:rPr>
-        <w:t xml:space="preserve">  The nine-question whiteboard round (13 minutes) and then the six-question independent set, silent and written.</w:t>
       </w:r>
     </w:p>
     <w:p>
@@ -3027,6 +3163,7 @@
           </w:tcPr>
           <w:p>
             <w:pPr>
+              <w:keepNext/>
               <w:spacing w:after="0"/>
               <w:jc w:val="center"/>
             </w:pPr>
@@ -3060,6 +3197,7 @@
           </w:tcPr>
           <w:p>
             <w:pPr>
+              <w:keepNext/>
               <w:spacing w:after="0"/>
               <w:jc w:val="center"/>
             </w:pPr>
@@ -3395,6 +3533,7 @@
           </w:tcPr>
           <w:p>
             <w:pPr>
+              <w:keepNext/>
               <w:spacing w:after="0"/>
               <w:jc w:val="center"/>
             </w:pPr>
@@ -3428,6 +3567,7 @@
           </w:tcPr>
           <w:p>
             <w:pPr>
+              <w:keepNext/>
               <w:spacing w:after="0"/>
               <w:jc w:val="center"/>
             </w:pPr>
@@ -3461,6 +3601,7 @@
           </w:tcPr>
           <w:p>
             <w:pPr>
+              <w:keepNext/>
               <w:spacing w:after="0"/>
               <w:jc w:val="center"/>
             </w:pPr>
@@ -3494,6 +3635,7 @@
           </w:tcPr>
           <w:p>
             <w:pPr>
+              <w:keepNext/>
               <w:spacing w:after="0"/>
               <w:jc w:val="center"/>
             </w:pPr>
@@ -5321,322 +5463,408 @@
         <w:t xml:space="preserve">  When a board splits — no option holding about two-thirds of the room — sixty seconds of “convince the person next to you”, then re-vote, then reveal. The minute comes out of the whiteboard remainder.</w:t>
       </w:r>
     </w:p>
+    <w:tbl>
+      <w:tblPr>
+        <w:tblLayout w:type="fixed"/>
+        <w:tblLook w:firstColumn="1" w:firstRow="1" w:lastColumn="0" w:lastRow="0" w:noHBand="0" w:noVBand="1" w:val="04A0"/>
+        <w:tblLayout w:type="fixed"/>
+        <w:tblW w:w="9360" w:type="dxa"/>
+      </w:tblPr>
+      <w:tblGrid>
+        <w:gridCol w:w="9360"/>
+      </w:tblGrid>
+      <w:tr>
+        <w:trPr>
+          <w:cantSplit/>
+        </w:trPr>
+        <w:tc>
+          <w:tcPr>
+            <w:tcW w:type="dxa" w:w="9360"/>
+            <w:tcBorders>
+              <w:top w:val="nil"/>
+              <w:left w:val="nil"/>
+              <w:bottom w:val="nil"/>
+              <w:right w:val="nil"/>
+            </w:tcBorders>
+            <w:tcMar>
+              <w:top w:w="0" w:type="dxa"/>
+              <w:left w:w="0" w:type="dxa"/>
+              <w:bottom w:w="0" w:type="dxa"/>
+              <w:right w:w="0" w:type="dxa"/>
+            </w:tcMar>
+          </w:tcPr>
+          <w:p>
+            <w:pPr>
+              <w:keepNext/>
+              <w:spacing w:before="200" w:after="120"/>
+              <w:pBdr>
+                <w:bottom w:val="single" w:sz="8" w:space="2" w:color="1A1A1A"/>
+              </w:pBdr>
+            </w:pPr>
+            <w:r>
+              <w:rPr>
+                <w:b/>
+                <w:i w:val="0"/>
+                <w:color w:val="1A1A1A"/>
+                <w:sz w:val="24"/>
+              </w:rPr>
+              <w:t>9.  Differentiation</w:t>
+            </w:r>
+          </w:p>
+          <w:p>
+            <w:pPr>
+              <w:spacing w:before="40" w:after="60"/>
+            </w:pPr>
+            <w:r>
+              <w:rPr>
+                <w:b/>
+                <w:i w:val="0"/>
+                <w:color w:val="1A1A1A"/>
+                <w:sz w:val="21"/>
+              </w:rPr>
+              <w:t>ESE / IEP.</w:t>
+            </w:r>
+            <w:r>
+              <w:rPr>
+                <w:b w:val="0"/>
+                <w:i w:val="0"/>
+                <w:color w:val="1A1A1A"/>
+                <w:sz w:val="21"/>
+              </w:rPr>
+              <w:t xml:space="preserve">  Hand the Notes I table already half filled — 2</w:t>
+            </w:r>
+            <w:r>
+              <w:rPr>
+                <w:b w:val="0"/>
+                <w:i w:val="0"/>
+                <w:color w:val="1A1A1A"/>
+                <w:sz w:val="21"/>
+                <w:vertAlign w:val="superscript"/>
+              </w:rPr>
+              <w:t>4</w:t>
+            </w:r>
+            <w:r>
+              <w:rPr>
+                <w:b w:val="0"/>
+                <w:i w:val="0"/>
+                <w:color w:val="1A1A1A"/>
+                <w:sz w:val="21"/>
+              </w:rPr>
+              <w:t xml:space="preserve"> through 2</w:t>
+            </w:r>
+            <w:r>
+              <w:rPr>
+                <w:b w:val="0"/>
+                <w:i w:val="0"/>
+                <w:color w:val="1A1A1A"/>
+                <w:sz w:val="21"/>
+                <w:vertAlign w:val="superscript"/>
+              </w:rPr>
+              <w:t>0</w:t>
+            </w:r>
+            <w:r>
+              <w:rPr>
+                <w:b w:val="0"/>
+                <w:i w:val="0"/>
+                <w:color w:val="1A1A1A"/>
+                <w:sz w:val="21"/>
+              </w:rPr>
+              <w:t xml:space="preserve"> complete — so the student's work is the last three cells and the pattern is visible, not remembered. The completed table stays on the desk for the whiteboard round.</w:t>
+            </w:r>
+          </w:p>
+          <w:p>
+            <w:pPr>
+              <w:spacing w:before="0" w:after="60"/>
+            </w:pPr>
+            <w:r>
+              <w:rPr>
+                <w:b/>
+                <w:i w:val="0"/>
+                <w:color w:val="1A1A1A"/>
+                <w:sz w:val="21"/>
+              </w:rPr>
+              <w:t>ELL.</w:t>
+            </w:r>
+            <w:r>
+              <w:rPr>
+                <w:b w:val="0"/>
+                <w:i w:val="0"/>
+                <w:color w:val="1A1A1A"/>
+                <w:sz w:val="21"/>
+              </w:rPr>
+              <w:t xml:space="preserve">  The lesson turns on two English words. Put RECIPROCAL (flip it) and OPPOSITE (change the sign) side by side on the board with 8 → 1/8 under one and 8 → −8 under the other, and point at them on every board that asks for a value.</w:t>
+            </w:r>
+          </w:p>
+          <w:p>
+            <w:pPr>
+              <w:spacing w:before="0" w:after="80"/>
+            </w:pPr>
+            <w:r>
+              <w:rPr>
+                <w:b/>
+                <w:i w:val="0"/>
+                <w:color w:val="1A1A1A"/>
+                <w:sz w:val="21"/>
+              </w:rPr>
+              <w:t>Enrichment.</w:t>
+            </w:r>
+            <w:r>
+              <w:rPr>
+                <w:b w:val="0"/>
+                <w:i w:val="0"/>
+                <w:color w:val="1A1A1A"/>
+                <w:sz w:val="21"/>
+              </w:rPr>
+              <w:t xml:space="preserve">  Ask for (2/3)</w:t>
+            </w:r>
+            <w:r>
+              <w:rPr>
+                <w:b w:val="0"/>
+                <w:i w:val="0"/>
+                <w:color w:val="1A1A1A"/>
+                <w:sz w:val="21"/>
+                <w:vertAlign w:val="superscript"/>
+              </w:rPr>
+              <w:t>-2</w:t>
+            </w:r>
+            <w:r>
+              <w:rPr>
+                <w:b w:val="0"/>
+                <w:i w:val="0"/>
+                <w:color w:val="1A1A1A"/>
+                <w:sz w:val="21"/>
+              </w:rPr>
+              <w:t xml:space="preserve"> a day before 3.05 introduces it, and for the n that makes 2</w:t>
+            </w:r>
+            <w:r>
+              <w:rPr>
+                <w:b w:val="0"/>
+                <w:i w:val="0"/>
+                <w:color w:val="1A1A1A"/>
+                <w:sz w:val="21"/>
+                <w:vertAlign w:val="superscript"/>
+              </w:rPr>
+              <w:t>n</w:t>
+            </w:r>
+            <w:r>
+              <w:rPr>
+                <w:b w:val="0"/>
+                <w:i w:val="0"/>
+                <w:color w:val="1A1A1A"/>
+                <w:sz w:val="21"/>
+              </w:rPr>
+              <w:t xml:space="preserve"> = 1/1024.</w:t>
+            </w:r>
+          </w:p>
+        </w:tc>
+      </w:tr>
+    </w:tbl>
     <w:p>
       <w:pPr>
-        <w:keepNext/>
-        <w:spacing w:before="200" w:after="120"/>
-        <w:pBdr>
-          <w:bottom w:val="single" w:sz="8" w:space="2" w:color="1A1A1A"/>
-        </w:pBdr>
+        <w:spacing w:after="0" w:before="0" w:line="20" w:lineRule="exact"/>
       </w:pPr>
       <w:r>
         <w:rPr>
-          <w:b/>
-          <w:i w:val="0"/>
-          <w:color w:val="1A1A1A"/>
-          <w:sz w:val="24"/>
+          <w:sz w:val="2"/>
         </w:rPr>
-        <w:t>9.  Differentiation</w:t>
       </w:r>
     </w:p>
+    <w:tbl>
+      <w:tblPr>
+        <w:tblLayout w:type="fixed"/>
+        <w:tblLook w:firstColumn="1" w:firstRow="1" w:lastColumn="0" w:lastRow="0" w:noHBand="0" w:noVBand="1" w:val="04A0"/>
+        <w:tblLayout w:type="fixed"/>
+        <w:tblW w:w="9360" w:type="dxa"/>
+      </w:tblPr>
+      <w:tblGrid>
+        <w:gridCol w:w="9360"/>
+      </w:tblGrid>
+      <w:tr>
+        <w:trPr>
+          <w:cantSplit/>
+        </w:trPr>
+        <w:tc>
+          <w:tcPr>
+            <w:tcW w:type="dxa" w:w="9360"/>
+            <w:tcBorders>
+              <w:top w:val="nil"/>
+              <w:left w:val="nil"/>
+              <w:bottom w:val="nil"/>
+              <w:right w:val="nil"/>
+            </w:tcBorders>
+            <w:tcMar>
+              <w:top w:w="0" w:type="dxa"/>
+              <w:left w:w="0" w:type="dxa"/>
+              <w:bottom w:w="0" w:type="dxa"/>
+              <w:right w:w="0" w:type="dxa"/>
+            </w:tcMar>
+          </w:tcPr>
+          <w:p>
+            <w:pPr>
+              <w:keepNext/>
+              <w:spacing w:before="200" w:after="120"/>
+              <w:pBdr>
+                <w:bottom w:val="single" w:sz="8" w:space="2" w:color="1A1A1A"/>
+              </w:pBdr>
+            </w:pPr>
+            <w:r>
+              <w:rPr>
+                <w:b/>
+                <w:i w:val="0"/>
+                <w:color w:val="1A1A1A"/>
+                <w:sz w:val="24"/>
+              </w:rPr>
+              <w:t>10.  Closure, Vocabulary, Materials, Practice</w:t>
+            </w:r>
+          </w:p>
+          <w:p>
+            <w:pPr>
+              <w:spacing w:before="40" w:after="60"/>
+            </w:pPr>
+            <w:r>
+              <w:rPr>
+                <w:b/>
+                <w:i w:val="0"/>
+                <w:color w:val="1A1A1A"/>
+                <w:sz w:val="21"/>
+              </w:rPr>
+              <w:t>Closure.</w:t>
+            </w:r>
+            <w:r>
+              <w:rPr>
+                <w:b w:val="0"/>
+                <w:i w:val="0"/>
+                <w:color w:val="1A1A1A"/>
+                <w:sz w:val="21"/>
+              </w:rPr>
+              <w:t xml:space="preserve">  Board 9 is written work and it is the exit evidence: the student has to use the word reciprocal. Read the boards, not the papers.</w:t>
+            </w:r>
+          </w:p>
+          <w:p>
+            <w:pPr>
+              <w:spacing w:before="0" w:after="60"/>
+            </w:pPr>
+            <w:r>
+              <w:rPr>
+                <w:b/>
+                <w:i w:val="0"/>
+                <w:color w:val="1A1A1A"/>
+                <w:sz w:val="21"/>
+              </w:rPr>
+              <w:t>Vocabulary.</w:t>
+            </w:r>
+            <w:r>
+              <w:rPr>
+                <w:b w:val="0"/>
+                <w:i w:val="0"/>
+                <w:color w:val="1A1A1A"/>
+                <w:sz w:val="21"/>
+              </w:rPr>
+              <w:t xml:space="preserve">  </w:t>
+            </w:r>
+            <w:r>
+              <w:rPr>
+                <w:b/>
+                <w:i w:val="0"/>
+                <w:color w:val="0B5394"/>
+                <w:sz w:val="21"/>
+              </w:rPr>
+              <w:t>negative exponent law</w:t>
+            </w:r>
+            <w:r>
+              <w:rPr>
+                <w:b w:val="0"/>
+                <w:i w:val="0"/>
+                <w:color w:val="1A1A1A"/>
+                <w:sz w:val="21"/>
+              </w:rPr>
+              <w:t xml:space="preserve">; </w:t>
+            </w:r>
+            <w:r>
+              <w:rPr>
+                <w:b/>
+                <w:i w:val="0"/>
+                <w:color w:val="0B5394"/>
+                <w:sz w:val="21"/>
+              </w:rPr>
+              <w:t>reciprocal</w:t>
+            </w:r>
+            <w:r>
+              <w:rPr>
+                <w:b w:val="0"/>
+                <w:i w:val="0"/>
+                <w:color w:val="1A1A1A"/>
+                <w:sz w:val="21"/>
+              </w:rPr>
+              <w:t xml:space="preserve">; </w:t>
+            </w:r>
+            <w:r>
+              <w:rPr>
+                <w:b/>
+                <w:i w:val="0"/>
+                <w:color w:val="0B5394"/>
+                <w:sz w:val="21"/>
+              </w:rPr>
+              <w:t>opposite</w:t>
+            </w:r>
+          </w:p>
+          <w:p>
+            <w:pPr>
+              <w:spacing w:before="0" w:after="60"/>
+            </w:pPr>
+            <w:r>
+              <w:rPr>
+                <w:b/>
+                <w:i w:val="0"/>
+                <w:color w:val="1A1A1A"/>
+                <w:sz w:val="21"/>
+              </w:rPr>
+              <w:t>Materials.</w:t>
+            </w:r>
+            <w:r>
+              <w:rPr>
+                <w:b w:val="0"/>
+                <w:i w:val="0"/>
+                <w:color w:val="1A1A1A"/>
+                <w:sz w:val="21"/>
+              </w:rPr>
+              <w:t xml:space="preserve">  Whiteboards and markers. Calculators are allowed on everything; on a calculator 5^(−2) returns 0.04, which is 1/25 and worth showing once.</w:t>
+            </w:r>
+          </w:p>
+          <w:p>
+            <w:pPr>
+              <w:spacing w:before="0" w:after="80"/>
+            </w:pPr>
+            <w:r>
+              <w:rPr>
+                <w:b/>
+                <w:i w:val="0"/>
+                <w:color w:val="1A1A1A"/>
+                <w:sz w:val="21"/>
+              </w:rPr>
+              <w:t>Practice.</w:t>
+            </w:r>
+            <w:r>
+              <w:rPr>
+                <w:b w:val="0"/>
+                <w:i w:val="0"/>
+                <w:color w:val="1A1A1A"/>
+                <w:sz w:val="21"/>
+              </w:rPr>
+              <w:t xml:space="preserve">  The six-question independent set is worked silently in class; whatever is not finished goes home. IXL, all skills required to a SmartScore of 67, due at the start of the next class: Understanding negative exponents — YBB; Evaluate powers with negative exponents — WGS.</w:t>
+            </w:r>
+          </w:p>
+        </w:tc>
+      </w:tr>
+    </w:tbl>
     <w:p>
       <w:pPr>
-        <w:spacing w:before="40" w:after="60"/>
+        <w:spacing w:after="0" w:before="0" w:line="20" w:lineRule="exact"/>
       </w:pPr>
       <w:r>
         <w:rPr>
-          <w:b/>
-          <w:i w:val="0"/>
-          <w:color w:val="1A1A1A"/>
-          <w:sz w:val="21"/>
+          <w:sz w:val="2"/>
         </w:rPr>
-        <w:t>ESE / IEP.</w:t>
-      </w:r>
-      <w:r>
-        <w:rPr>
-          <w:b w:val="0"/>
-          <w:i w:val="0"/>
-          <w:color w:val="1A1A1A"/>
-          <w:sz w:val="21"/>
-        </w:rPr>
-        <w:t xml:space="preserve">  Hand the Notes I table already half filled — 2</w:t>
-      </w:r>
-      <w:r>
-        <w:rPr>
-          <w:b w:val="0"/>
-          <w:i w:val="0"/>
-          <w:color w:val="1A1A1A"/>
-          <w:sz w:val="21"/>
-          <w:vertAlign w:val="superscript"/>
-        </w:rPr>
-        <w:t>4</w:t>
-      </w:r>
-      <w:r>
-        <w:rPr>
-          <w:b w:val="0"/>
-          <w:i w:val="0"/>
-          <w:color w:val="1A1A1A"/>
-          <w:sz w:val="21"/>
-        </w:rPr>
-        <w:t xml:space="preserve"> through 2</w:t>
-      </w:r>
-      <w:r>
-        <w:rPr>
-          <w:b w:val="0"/>
-          <w:i w:val="0"/>
-          <w:color w:val="1A1A1A"/>
-          <w:sz w:val="21"/>
-          <w:vertAlign w:val="superscript"/>
-        </w:rPr>
-        <w:t>0</w:t>
-      </w:r>
-      <w:r>
-        <w:rPr>
-          <w:b w:val="0"/>
-          <w:i w:val="0"/>
-          <w:color w:val="1A1A1A"/>
-          <w:sz w:val="21"/>
-        </w:rPr>
-        <w:t xml:space="preserve"> complete — so the student's work is the last three cells and the pattern is visible, not remembered. The completed table stays on the desk for the whiteboard round.</w:t>
-      </w:r>
-    </w:p>
-    <w:p>
-      <w:pPr>
-        <w:spacing w:before="0" w:after="60"/>
-      </w:pPr>
-      <w:r>
-        <w:rPr>
-          <w:b/>
-          <w:i w:val="0"/>
-          <w:color w:val="1A1A1A"/>
-          <w:sz w:val="21"/>
-        </w:rPr>
-        <w:t>ELL.</w:t>
-      </w:r>
-      <w:r>
-        <w:rPr>
-          <w:b w:val="0"/>
-          <w:i w:val="0"/>
-          <w:color w:val="1A1A1A"/>
-          <w:sz w:val="21"/>
-        </w:rPr>
-        <w:t xml:space="preserve">  The lesson turns on two English words. Put RECIPROCAL (flip it) and OPPOSITE (change the sign) side by side on the board with 8 → 1/8 under one and 8 → −8 under the other, and point at them on every board that asks for a value.</w:t>
-      </w:r>
-    </w:p>
-    <w:p>
-      <w:pPr>
-        <w:spacing w:before="0" w:after="80"/>
-      </w:pPr>
-      <w:r>
-        <w:rPr>
-          <w:b/>
-          <w:i w:val="0"/>
-          <w:color w:val="1A1A1A"/>
-          <w:sz w:val="21"/>
-        </w:rPr>
-        <w:t>Enrichment.</w:t>
-      </w:r>
-      <w:r>
-        <w:rPr>
-          <w:b w:val="0"/>
-          <w:i w:val="0"/>
-          <w:color w:val="1A1A1A"/>
-          <w:sz w:val="21"/>
-        </w:rPr>
-        <w:t xml:space="preserve">  Ask for (2/3)</w:t>
-      </w:r>
-      <w:r>
-        <w:rPr>
-          <w:b w:val="0"/>
-          <w:i w:val="0"/>
-          <w:color w:val="1A1A1A"/>
-          <w:sz w:val="21"/>
-          <w:vertAlign w:val="superscript"/>
-        </w:rPr>
-        <w:t>-2</w:t>
-      </w:r>
-      <w:r>
-        <w:rPr>
-          <w:b w:val="0"/>
-          <w:i w:val="0"/>
-          <w:color w:val="1A1A1A"/>
-          <w:sz w:val="21"/>
-        </w:rPr>
-        <w:t xml:space="preserve"> a day before 3.05 introduces it, and for the n that makes 2</w:t>
-      </w:r>
-      <w:r>
-        <w:rPr>
-          <w:b w:val="0"/>
-          <w:i w:val="0"/>
-          <w:color w:val="1A1A1A"/>
-          <w:sz w:val="21"/>
-          <w:vertAlign w:val="superscript"/>
-        </w:rPr>
-        <w:t>n</w:t>
-      </w:r>
-      <w:r>
-        <w:rPr>
-          <w:b w:val="0"/>
-          <w:i w:val="0"/>
-          <w:color w:val="1A1A1A"/>
-          <w:sz w:val="21"/>
-        </w:rPr>
-        <w:t xml:space="preserve"> = 1/1024.</w:t>
-      </w:r>
-    </w:p>
-    <w:p>
-      <w:pPr>
-        <w:keepNext/>
-        <w:spacing w:before="200" w:after="120"/>
-        <w:pBdr>
-          <w:bottom w:val="single" w:sz="8" w:space="2" w:color="1A1A1A"/>
-        </w:pBdr>
-      </w:pPr>
-      <w:r>
-        <w:rPr>
-          <w:b/>
-          <w:i w:val="0"/>
-          <w:color w:val="1A1A1A"/>
-          <w:sz w:val="24"/>
-        </w:rPr>
-        <w:t>10.  Closure, Vocabulary, Materials, Practice</w:t>
-      </w:r>
-    </w:p>
-    <w:p>
-      <w:pPr>
-        <w:spacing w:before="40" w:after="60"/>
-      </w:pPr>
-      <w:r>
-        <w:rPr>
-          <w:b/>
-          <w:i w:val="0"/>
-          <w:color w:val="1A1A1A"/>
-          <w:sz w:val="21"/>
-        </w:rPr>
-        <w:t>Closure.</w:t>
-      </w:r>
-      <w:r>
-        <w:rPr>
-          <w:b w:val="0"/>
-          <w:i w:val="0"/>
-          <w:color w:val="1A1A1A"/>
-          <w:sz w:val="21"/>
-        </w:rPr>
-        <w:t xml:space="preserve">  Board 9 is written work and it is the exit evidence: the student has to use the word reciprocal. Read the boards, not the papers.</w:t>
-      </w:r>
-    </w:p>
-    <w:p>
-      <w:pPr>
-        <w:spacing w:before="0" w:after="60"/>
-      </w:pPr>
-      <w:r>
-        <w:rPr>
-          <w:b/>
-          <w:i w:val="0"/>
-          <w:color w:val="1A1A1A"/>
-          <w:sz w:val="21"/>
-        </w:rPr>
-        <w:t>Vocabulary.</w:t>
-      </w:r>
-      <w:r>
-        <w:rPr>
-          <w:b w:val="0"/>
-          <w:i w:val="0"/>
-          <w:color w:val="1A1A1A"/>
-          <w:sz w:val="21"/>
-        </w:rPr>
-        <w:t xml:space="preserve">  </w:t>
-      </w:r>
-      <w:r>
-        <w:rPr>
-          <w:b/>
-          <w:i w:val="0"/>
-          <w:color w:val="0B5394"/>
-          <w:sz w:val="21"/>
-        </w:rPr>
-        <w:t>negative exponent law</w:t>
-      </w:r>
-      <w:r>
-        <w:rPr>
-          <w:b w:val="0"/>
-          <w:i w:val="0"/>
-          <w:color w:val="1A1A1A"/>
-          <w:sz w:val="21"/>
-        </w:rPr>
-        <w:t xml:space="preserve">; </w:t>
-      </w:r>
-      <w:r>
-        <w:rPr>
-          <w:b/>
-          <w:i w:val="0"/>
-          <w:color w:val="0B5394"/>
-          <w:sz w:val="21"/>
-        </w:rPr>
-        <w:t>reciprocal</w:t>
-      </w:r>
-      <w:r>
-        <w:rPr>
-          <w:b w:val="0"/>
-          <w:i w:val="0"/>
-          <w:color w:val="1A1A1A"/>
-          <w:sz w:val="21"/>
-        </w:rPr>
-        <w:t xml:space="preserve">; </w:t>
-      </w:r>
-      <w:r>
-        <w:rPr>
-          <w:b/>
-          <w:i w:val="0"/>
-          <w:color w:val="0B5394"/>
-          <w:sz w:val="21"/>
-        </w:rPr>
-        <w:t>opposite</w:t>
-      </w:r>
-    </w:p>
-    <w:p>
-      <w:pPr>
-        <w:spacing w:before="0" w:after="60"/>
-      </w:pPr>
-      <w:r>
-        <w:rPr>
-          <w:b/>
-          <w:i w:val="0"/>
-          <w:color w:val="1A1A1A"/>
-          <w:sz w:val="21"/>
-        </w:rPr>
-        <w:t>Materials.</w:t>
-      </w:r>
-      <w:r>
-        <w:rPr>
-          <w:b w:val="0"/>
-          <w:i w:val="0"/>
-          <w:color w:val="1A1A1A"/>
-          <w:sz w:val="21"/>
-        </w:rPr>
-        <w:t xml:space="preserve">  Whiteboards and markers. Calculators are allowed on everything; on a calculator 5^(−2) returns 0.04, which is 1/25 and worth showing once.</w:t>
-      </w:r>
-    </w:p>
-    <w:p>
-      <w:pPr>
-        <w:spacing w:before="0" w:after="80"/>
-      </w:pPr>
-      <w:r>
-        <w:rPr>
-          <w:b/>
-          <w:i w:val="0"/>
-          <w:color w:val="1A1A1A"/>
-          <w:sz w:val="21"/>
-        </w:rPr>
-        <w:t>Practice.</w:t>
-      </w:r>
-      <w:r>
-        <w:rPr>
-          <w:b w:val="0"/>
-          <w:i w:val="0"/>
-          <w:color w:val="1A1A1A"/>
-          <w:sz w:val="21"/>
-        </w:rPr>
-        <w:t xml:space="preserve">  The six-question independent set is worked silently in class; whatever is not finished goes home. IXL, all skills required to a SmartScore of 67, due at the start of the next class: Understanding negative exponents — YBB; Evaluate powers with negative exponents — WGS.</w:t>
       </w:r>
     </w:p>
     <w:sectPr>

--- a/a7/build/out/u3/A7 3.04  Lesson Plan.docx
+++ b/a7/build/out/u3/A7 3.04  Lesson Plan.docx
@@ -4539,7 +4539,7 @@
                 <w:color w:val="9E1B32"/>
                 <w:sz w:val="18"/>
               </w:rPr>
-              <w:t>A — 1/25</w:t>
+              <w:t>B — 1/25</w:t>
             </w:r>
           </w:p>
         </w:tc>
@@ -4570,7 +4570,26 @@
                 <w:color w:val="1A1A1A"/>
                 <w:sz w:val="18"/>
               </w:rPr>
-              <w:t>(B) the negative exponent was read as a negative value, −(5</w:t>
+              <w:t>(A) reciprocal of 5 · 2 instead of 5</w:t>
+            </w:r>
+            <w:r>
+              <w:rPr>
+                <w:b w:val="0"/>
+                <w:i w:val="0"/>
+                <w:color w:val="1A1A1A"/>
+                <w:sz w:val="18"/>
+                <w:vertAlign w:val="superscript"/>
+              </w:rPr>
+              <w:t>2</w:t>
+            </w:r>
+            <w:r>
+              <w:rPr>
+                <w:b w:val="0"/>
+                <w:i w:val="0"/>
+                <w:color w:val="1A1A1A"/>
+                <w:sz w:val="18"/>
+              </w:rPr>
+              <w:t xml:space="preserve"> [reciprocal right, power wrong]; (C) the negative exponent was read as a negative value, −(5</w:t>
             </w:r>
             <w:r>
               <w:rPr>
@@ -4608,26 +4627,7 @@
                 <w:color w:val="1A1A1A"/>
                 <w:sz w:val="18"/>
               </w:rPr>
-              <w:t>]; (C) multiplied the base by the exponent, 5 · (−2) [misconception: exponent treated as a factor]; (D) reciprocal of 5 · 2 instead of 5</w:t>
-            </w:r>
-            <w:r>
-              <w:rPr>
-                <w:b w:val="0"/>
-                <w:i w:val="0"/>
-                <w:color w:val="1A1A1A"/>
-                <w:sz w:val="18"/>
-                <w:vertAlign w:val="superscript"/>
-              </w:rPr>
-              <w:t>2</w:t>
-            </w:r>
-            <w:r>
-              <w:rPr>
-                <w:b w:val="0"/>
-                <w:i w:val="0"/>
-                <w:color w:val="1A1A1A"/>
-                <w:sz w:val="18"/>
-              </w:rPr>
-              <w:t xml:space="preserve"> [reciprocal right, power wrong]</w:t>
+              <w:t>]; (D) multiplied the base by the exponent, 5 · (−2) [misconception: exponent treated as a factor]</w:t>
             </w:r>
           </w:p>
         </w:tc>
@@ -4759,7 +4759,7 @@
                 <w:color w:val="9E1B32"/>
                 <w:sz w:val="18"/>
               </w:rPr>
-              <w:t>A — 6</w:t>
+              <w:t>D — 6</w:t>
             </w:r>
             <w:r>
               <w:rPr>
@@ -4800,7 +4800,7 @@
                 <w:color w:val="1A1A1A"/>
                 <w:sz w:val="18"/>
               </w:rPr>
-              <w:t>(B) subtracted instead of adding, −2 − 5 [product law: add the exponents, including a negative one]; (C) multiplied the exponents [confused with power of a power]; (D) multiplied the bases as well [7.NSO.1.1 misconception: operating on the bases]</w:t>
+              <w:t>(A) multiplied the exponents [confused with power of a power]; (B) multiplied the bases as well [7.NSO.1.1 misconception: operating on the bases]; (C) subtracted instead of adding, −2 − 5 [product law: add the exponents, including a negative one]</w:t>
             </w:r>
           </w:p>
         </w:tc>

--- a/a7/build/out/u3/A7 3.04  Lesson Plan.docx
+++ b/a7/build/out/u3/A7 3.04  Lesson Plan.docx
@@ -3930,7 +3930,7 @@
                 <w:color w:val="1A1A1A"/>
                 <w:sz w:val="18"/>
               </w:rPr>
-              <w:t>A pollen grain's mass is 2</w:t>
+              <w:t>A paper is folded in half 7 times. The top layer is 2</w:t>
             </w:r>
             <w:r>
               <w:rPr>
@@ -3949,7 +3949,7 @@
                 <w:color w:val="1A1A1A"/>
                 <w:sz w:val="18"/>
               </w:rPr>
-              <w:t xml:space="preserve"> microgram. Its width is 25 micrometers. What is the value of 2</w:t>
+              <w:t xml:space="preserve"> of the paper. The paper is 30 centimeters long. What is the value of 2</w:t>
             </w:r>
             <w:r>
               <w:rPr>
@@ -3968,7 +3968,7 @@
                 <w:color w:val="1A1A1A"/>
                 <w:sz w:val="18"/>
               </w:rPr>
-              <w:t>?</w:t>
+              <w:t>? Write it as a fraction.</w:t>
             </w:r>
           </w:p>
         </w:tc>
@@ -4055,7 +4055,7 @@
                 <w:color w:val="1A1A1A"/>
                 <w:sz w:val="18"/>
               </w:rPr>
-              <w:t>−128 — negative exponent read as a negative value [B1G-M 8.NSO.1.3]; −14 — multiplied base by exponent; anything built from 25 — the unneeded figure was used</w:t>
+              <w:t>−128 — negative exponent read as a negative value [B1G-M 8.NSO.1.3]; 128 — the minus on the exponent was dropped [8.NSO.1.3: a negative exponent means a reciprocal]; −14 — multiplied base by exponent; anything built from 30 — the unneeded figure was used</w:t>
             </w:r>
           </w:p>
         </w:tc>

--- a/a7/build/out/u3/A7 3.04  Lesson Plan.docx
+++ b/a7/build/out/u3/A7 3.04  Lesson Plan.docx
@@ -3930,45 +3930,7 @@
                 <w:color w:val="1A1A1A"/>
                 <w:sz w:val="18"/>
               </w:rPr>
-              <w:t>A paper is folded in half 7 times. The top layer is 2</w:t>
-            </w:r>
-            <w:r>
-              <w:rPr>
-                <w:b w:val="0"/>
-                <w:i w:val="0"/>
-                <w:color w:val="1A1A1A"/>
-                <w:sz w:val="18"/>
-                <w:vertAlign w:val="superscript"/>
-              </w:rPr>
-              <w:t>-7</w:t>
-            </w:r>
-            <w:r>
-              <w:rPr>
-                <w:b w:val="0"/>
-                <w:i w:val="0"/>
-                <w:color w:val="1A1A1A"/>
-                <w:sz w:val="18"/>
-              </w:rPr>
-              <w:t xml:space="preserve"> of the paper. The paper is 30 centimeters long. What is the value of 2</w:t>
-            </w:r>
-            <w:r>
-              <w:rPr>
-                <w:b w:val="0"/>
-                <w:i w:val="0"/>
-                <w:color w:val="1A1A1A"/>
-                <w:sz w:val="18"/>
-                <w:vertAlign w:val="superscript"/>
-              </w:rPr>
-              <w:t>-7</w:t>
-            </w:r>
-            <w:r>
-              <w:rPr>
-                <w:b w:val="0"/>
-                <w:i w:val="0"/>
-                <w:color w:val="1A1A1A"/>
-                <w:sz w:val="18"/>
-              </w:rPr>
-              <w:t>? Write it as a fraction.</w:t>
+              <w:t>A sheet of paper 30 centimeters long is folded in half 7 times. Each fold makes the top layer half as big. What fraction of the whole sheet is the top layer after 7 folds?</w:t>
             </w:r>
           </w:p>
         </w:tc>
@@ -4055,7 +4017,7 @@
                 <w:color w:val="1A1A1A"/>
                 <w:sz w:val="18"/>
               </w:rPr>
-              <w:t>−128 — negative exponent read as a negative value [B1G-M 8.NSO.1.3]; 128 — the minus on the exponent was dropped [8.NSO.1.3: a negative exponent means a reciprocal]; −14 — multiplied base by exponent; anything built from 30 — the unneeded figure was used</w:t>
+              <w:t>128 — the number of layers, not the fraction asked for [the question names the thing wanted]; 1/14 — multiplied base by exponent; −128 — negative exponent read as a negative value [B1G-M 8.NSO.1.3]; anything built from 30 — the unneeded figure was used</w:t>
             </w:r>
           </w:p>
         </w:tc>
